--- a/labAndPptFiles/fourthFifthSem/multimediafirstpage.docx
+++ b/labAndPptFiles/fourthFifthSem/multimediafirstpage.docx
@@ -8,13 +8,16 @@
         <w:bidi w:val="0"/>
         <w:spacing w:before="240" w:after="120"/>
         <w:rPr>
-          <w:sz w:val="40"/>
-          <w:szCs w:val="56"/>
+          <w:rFonts w:ascii="Liberation Serif" w:hAnsi="Liberation Serif"/>
+          <w:b/>
+          <w:bCs/>
         </w:rPr>
       </w:pPr>
       <w:r>
         <w:rPr>
-          <w:rFonts w:ascii="Liberation Mono" w:hAnsi="Liberation Mono"/>
+          <w:rFonts w:ascii="Liberation Serif" w:hAnsi="Liberation Serif"/>
+          <w:b/>
+          <w:bCs/>
           <w:sz w:val="40"/>
           <w:szCs w:val="56"/>
         </w:rPr>
@@ -28,18 +31,18 @@
         <w:spacing w:before="240" w:after="120"/>
         <w:jc w:val="center"/>
         <w:rPr>
-          <w:rFonts w:ascii="Liberation Mono" w:hAnsi="Liberation Mono"/>
-          <w:b/>
-          <w:bCs/>
+          <w:rFonts w:ascii="Liberation Serif" w:hAnsi="Liberation Serif"/>
+          <w:b w:val="false"/>
+          <w:bCs w:val="false"/>
           <w:sz w:val="44"/>
           <w:szCs w:val="56"/>
         </w:rPr>
       </w:pPr>
       <w:r>
         <w:rPr>
-          <w:rFonts w:ascii="Liberation Mono" w:hAnsi="Liberation Mono"/>
-          <w:b/>
-          <w:bCs/>
+          <w:rFonts w:ascii="Liberation Serif" w:hAnsi="Liberation Serif"/>
+          <w:b w:val="false"/>
+          <w:bCs w:val="false"/>
           <w:sz w:val="44"/>
           <w:szCs w:val="56"/>
         </w:rPr>
@@ -51,12 +54,18 @@
         <w:bidi w:val="0"/>
         <w:spacing w:before="240" w:after="120"/>
         <w:rPr>
+          <w:rFonts w:ascii="Liberation Serif" w:hAnsi="Liberation Serif"/>
+          <w:b w:val="false"/>
+          <w:bCs w:val="false"/>
           <w:sz w:val="44"/>
           <w:szCs w:val="56"/>
         </w:rPr>
       </w:pPr>
       <w:r>
         <w:rPr>
+          <w:rFonts w:ascii="Liberation Serif" w:hAnsi="Liberation Serif"/>
+          <w:b w:val="false"/>
+          <w:bCs w:val="false"/>
           <w:sz w:val="44"/>
           <w:szCs w:val="56"/>
         </w:rPr>
@@ -113,12 +122,18 @@
         <w:bidi w:val="0"/>
         <w:spacing w:before="240" w:after="120"/>
         <w:rPr>
+          <w:rFonts w:ascii="Liberation Serif" w:hAnsi="Liberation Serif"/>
+          <w:b w:val="false"/>
+          <w:bCs w:val="false"/>
           <w:sz w:val="44"/>
           <w:szCs w:val="56"/>
         </w:rPr>
       </w:pPr>
       <w:r>
         <w:rPr>
+          <w:rFonts w:ascii="Liberation Serif" w:hAnsi="Liberation Serif"/>
+          <w:b w:val="false"/>
+          <w:bCs w:val="false"/>
           <w:sz w:val="44"/>
           <w:szCs w:val="56"/>
         </w:rPr>
@@ -130,12 +145,18 @@
         <w:bidi w:val="0"/>
         <w:spacing w:before="240" w:after="120"/>
         <w:rPr>
+          <w:rFonts w:ascii="Liberation Serif" w:hAnsi="Liberation Serif"/>
+          <w:b w:val="false"/>
+          <w:bCs w:val="false"/>
           <w:sz w:val="44"/>
           <w:szCs w:val="56"/>
         </w:rPr>
       </w:pPr>
       <w:r>
         <w:rPr>
+          <w:rFonts w:ascii="Liberation Serif" w:hAnsi="Liberation Serif"/>
+          <w:b w:val="false"/>
+          <w:bCs w:val="false"/>
           <w:sz w:val="44"/>
           <w:szCs w:val="56"/>
         </w:rPr>
@@ -147,12 +168,18 @@
         <w:bidi w:val="0"/>
         <w:jc w:val="start"/>
         <w:rPr>
+          <w:rFonts w:ascii="Liberation Serif" w:hAnsi="Liberation Serif"/>
+          <w:b w:val="false"/>
+          <w:bCs w:val="false"/>
           <w:sz w:val="44"/>
           <w:szCs w:val="56"/>
         </w:rPr>
       </w:pPr>
       <w:r>
         <w:rPr>
+          <w:rFonts w:ascii="Liberation Serif" w:hAnsi="Liberation Serif"/>
+          <w:b w:val="false"/>
+          <w:bCs w:val="false"/>
           <w:sz w:val="44"/>
           <w:szCs w:val="56"/>
         </w:rPr>
@@ -164,8 +191,9 @@
         <w:bidi w:val="0"/>
         <w:jc w:val="start"/>
         <w:rPr>
-          <w:sz w:val="44"/>
-          <w:szCs w:val="56"/>
+          <w:rFonts w:ascii="Liberation Serif" w:hAnsi="Liberation Serif"/>
+          <w:b w:val="false"/>
+          <w:bCs w:val="false"/>
         </w:rPr>
       </w:pPr>
       <w:r>
@@ -343,6 +371,9 @@
       </w:r>
       <w:r>
         <w:rPr>
+          <w:rFonts w:ascii="Liberation Serif" w:hAnsi="Liberation Serif"/>
+          <w:b w:val="false"/>
+          <w:bCs w:val="false"/>
           <w:sz w:val="44"/>
           <w:szCs w:val="56"/>
         </w:rPr>
@@ -415,12 +446,18 @@
         <w:bidi w:val="0"/>
         <w:jc w:val="start"/>
         <w:rPr>
+          <w:rFonts w:ascii="Liberation Serif" w:hAnsi="Liberation Serif"/>
+          <w:b w:val="false"/>
+          <w:bCs w:val="false"/>
           <w:sz w:val="44"/>
           <w:szCs w:val="56"/>
         </w:rPr>
       </w:pPr>
       <w:r>
         <w:rPr>
+          <w:rFonts w:ascii="Liberation Serif" w:hAnsi="Liberation Serif"/>
+          <w:b w:val="false"/>
+          <w:bCs w:val="false"/>
           <w:sz w:val="44"/>
           <w:szCs w:val="56"/>
         </w:rPr>
@@ -432,12 +469,16 @@
         <w:bidi w:val="0"/>
         <w:jc w:val="start"/>
         <w:rPr>
-          <w:sz w:val="44"/>
-          <w:szCs w:val="56"/>
+          <w:rFonts w:ascii="Liberation Serif" w:hAnsi="Liberation Serif"/>
+          <w:b w:val="false"/>
+          <w:bCs w:val="false"/>
         </w:rPr>
       </w:pPr>
       <w:r>
         <w:rPr>
+          <w:rFonts w:ascii="Liberation Serif" w:hAnsi="Liberation Serif"/>
+          <w:b w:val="false"/>
+          <w:bCs w:val="false"/>
           <w:sz w:val="44"/>
           <w:szCs w:val="56"/>
         </w:rPr>
@@ -454,12 +495,14 @@
         <w:bidi w:val="0"/>
         <w:jc w:val="start"/>
         <w:rPr>
-          <w:rFonts w:ascii="GentiumAlt" w:hAnsi="GentiumAlt"/>
+          <w:rFonts w:ascii="Liberation Serif" w:hAnsi="Liberation Serif"/>
+          <w:b/>
+          <w:bCs/>
         </w:rPr>
       </w:pPr>
       <w:r>
         <w:rPr>
-          <w:rFonts w:ascii="GentiumAlt" w:hAnsi="GentiumAlt"/>
+          <w:rFonts w:ascii="Liberation Serif" w:hAnsi="Liberation Serif"/>
           <w:b/>
           <w:bCs/>
           <w:sz w:val="36"/>
@@ -469,20 +512,13 @@
       </w:r>
       <w:r>
         <w:rPr>
-          <w:rFonts w:ascii="GentiumAlt" w:hAnsi="GentiumAlt"/>
+          <w:rFonts w:ascii="Liberation Serif" w:hAnsi="Liberation Serif"/>
           <w:b/>
           <w:bCs/>
           <w:sz w:val="36"/>
           <w:szCs w:val="56"/>
         </w:rPr>
         <w:t xml:space="preserve">Submitted By: </w:t>
-      </w:r>
-      <w:r>
-        <w:rPr>
-          <w:rFonts w:ascii="GentiumAlt" w:hAnsi="GentiumAlt"/>
-          <w:sz w:val="36"/>
-          <w:szCs w:val="56"/>
-        </w:rPr>
         <w:tab/>
         <w:tab/>
         <w:tab/>
@@ -490,15 +526,6 @@
         <w:t xml:space="preserve">  </w:t>
         <w:tab/>
         <w:tab/>
-      </w:r>
-      <w:r>
-        <w:rPr>
-          <w:rFonts w:ascii="GentiumAlt" w:hAnsi="GentiumAlt"/>
-          <w:b/>
-          <w:bCs/>
-          <w:sz w:val="36"/>
-          <w:szCs w:val="56"/>
-        </w:rPr>
         <w:t>Submitted To:</w:t>
       </w:r>
     </w:p>
@@ -508,12 +535,14 @@
         <w:bidi w:val="0"/>
         <w:jc w:val="start"/>
         <w:rPr>
-          <w:rFonts w:ascii="GentiumAlt" w:hAnsi="GentiumAlt"/>
+          <w:rFonts w:ascii="Liberation Serif" w:hAnsi="Liberation Serif"/>
+          <w:b w:val="false"/>
+          <w:bCs w:val="false"/>
         </w:rPr>
       </w:pPr>
       <w:r>
         <w:rPr>
-          <w:rFonts w:ascii="GentiumAlt" w:hAnsi="GentiumAlt"/>
+          <w:rFonts w:ascii="Liberation Serif" w:hAnsi="Liberation Serif"/>
           <w:b w:val="false"/>
           <w:bCs w:val="false"/>
           <w:sz w:val="36"/>
@@ -523,7 +552,7 @@
       </w:r>
       <w:r>
         <w:rPr>
-          <w:rFonts w:ascii="GentiumAlt" w:hAnsi="GentiumAlt"/>
+          <w:rFonts w:ascii="Liberation Serif" w:hAnsi="Liberation Serif"/>
           <w:b w:val="false"/>
           <w:bCs w:val="false"/>
           <w:sz w:val="36"/>
@@ -545,11 +574,15 @@
         <w:pStyle w:val="BodyText"/>
         <w:bidi w:val="0"/>
         <w:jc w:val="start"/>
-        <w:rPr/>
+        <w:rPr>
+          <w:rFonts w:ascii="Liberation Serif" w:hAnsi="Liberation Serif"/>
+          <w:b w:val="false"/>
+          <w:bCs w:val="false"/>
+        </w:rPr>
       </w:pPr>
       <w:r>
         <w:rPr>
-          <w:rFonts w:ascii="GentiumAlt" w:hAnsi="GentiumAlt"/>
+          <w:rFonts w:ascii="Liberation Serif" w:hAnsi="Liberation Serif"/>
           <w:b w:val="false"/>
           <w:bCs w:val="false"/>
           <w:sz w:val="36"/>
@@ -559,7 +592,7 @@
       </w:r>
       <w:r>
         <w:rPr>
-          <w:rFonts w:ascii="GentiumAlt" w:hAnsi="GentiumAlt"/>
+          <w:rFonts w:ascii="Liberation Serif" w:hAnsi="Liberation Serif"/>
           <w:b w:val="false"/>
           <w:bCs w:val="false"/>
           <w:sz w:val="36"/>
@@ -569,7 +602,7 @@
       </w:r>
       <w:r>
         <w:rPr>
-          <w:rFonts w:ascii="GentiumAlt" w:hAnsi="GentiumAlt"/>
+          <w:rFonts w:ascii="Liberation Serif" w:hAnsi="Liberation Serif"/>
           <w:b w:val="false"/>
           <w:bCs w:val="false"/>
           <w:sz w:val="36"/>
@@ -580,7 +613,7 @@
       </w:r>
       <w:r>
         <w:rPr>
-          <w:rFonts w:ascii="GentiumAlt" w:hAnsi="GentiumAlt"/>
+          <w:rFonts w:ascii="Liberation Serif" w:hAnsi="Liberation Serif"/>
           <w:b w:val="false"/>
           <w:bCs w:val="false"/>
           <w:sz w:val="36"/>
@@ -588,103 +621,91 @@
         </w:rPr>
         <w:t xml:space="preserve"> Sem</w:t>
         <w:tab/>
+        <w:tab/>
+        <w:t xml:space="preserve">         Instructor,  Multimedia Computing</w:t>
+        <w:tab/>
+        <w:tab/>
+        <w:tab/>
+        <w:tab/>
+        <w:tab/>
+        <w:tab/>
+        <w:tab/>
+        <w:tab/>
+        <w:tab/>
+        <w:tab/>
+        <w:tab/>
+        <w:tab/>
+        <w:tab/>
+        <w:tab/>
+        <w:tab/>
+        <w:tab/>
+        <w:tab/>
+        <w:tab/>
+        <w:tab/>
+        <w:tab/>
+        <w:tab/>
+        <w:tab/>
+        <w:tab/>
+        <w:tab/>
+        <w:tab/>
+        <w:tab/>
+        <w:tab/>
+        <w:tab/>
+        <w:tab/>
+        <w:tab/>
+        <w:tab/>
+        <w:tab/>
+        <w:tab/>
+        <w:tab/>
+        <w:tab/>
+        <w:tab/>
+        <w:tab/>
+        <w:tab/>
+        <w:tab/>
+        <w:tab/>
+        <w:tab/>
+        <w:tab/>
+        <w:tab/>
+        <w:tab/>
+        <w:tab/>
+        <w:tab/>
+        <w:tab/>
+        <w:tab/>
+        <w:tab/>
+        <w:tab/>
+        <w:tab/>
+        <w:tab/>
+        <w:tab/>
+        <w:tab/>
+        <w:tab/>
+        <w:tab/>
+        <w:tab/>
+        <w:tab/>
+        <w:tab/>
+        <w:tab/>
+        <w:tab/>
+        <w:tab/>
+        <w:tab/>
+        <w:tab/>
+        <w:tab/>
+        <w:tab/>
+        <w:tab/>
+        <w:tab/>
+        <w:tab/>
+        <w:tab/>
+        <w:tab/>
+        <w:tab/>
+        <w:tab/>
+        <w:tab/>
+        <w:tab/>
+        <w:tab/>
+        <w:tab/>
       </w:r>
       <w:r>
         <w:rPr>
-          <w:rFonts w:ascii="GentiumAlt" w:hAnsi="GentiumAlt"/>
-          <w:sz w:val="36"/>
-          <w:szCs w:val="56"/>
-        </w:rPr>
-        <w:tab/>
-        <w:t xml:space="preserve">         Instructor,  Multimedia Computing</w:t>
-      </w:r>
-      <w:r>
-        <w:rPr>
-          <w:sz w:val="36"/>
-          <w:szCs w:val="56"/>
-        </w:rPr>
-        <w:tab/>
-        <w:tab/>
-        <w:tab/>
-        <w:tab/>
-        <w:tab/>
-        <w:tab/>
-        <w:tab/>
-        <w:tab/>
-        <w:tab/>
-        <w:tab/>
-        <w:tab/>
-        <w:tab/>
-        <w:tab/>
-        <w:tab/>
-        <w:tab/>
-        <w:tab/>
-        <w:tab/>
-        <w:tab/>
-        <w:tab/>
-        <w:tab/>
-        <w:tab/>
-        <w:tab/>
-        <w:tab/>
-        <w:tab/>
-        <w:tab/>
-        <w:tab/>
-        <w:tab/>
-        <w:tab/>
-        <w:tab/>
-        <w:tab/>
-        <w:tab/>
-        <w:tab/>
-        <w:tab/>
-        <w:tab/>
-        <w:tab/>
-        <w:tab/>
-        <w:tab/>
-        <w:tab/>
-        <w:tab/>
-        <w:tab/>
-        <w:tab/>
-        <w:tab/>
-        <w:tab/>
-        <w:tab/>
-        <w:tab/>
-        <w:tab/>
-        <w:tab/>
-        <w:tab/>
-        <w:tab/>
-        <w:tab/>
-        <w:tab/>
-        <w:tab/>
-        <w:tab/>
-        <w:tab/>
-        <w:tab/>
-        <w:tab/>
-        <w:tab/>
-        <w:tab/>
-        <w:tab/>
-        <w:tab/>
-        <w:tab/>
-        <w:tab/>
-        <w:tab/>
-        <w:tab/>
-        <w:tab/>
-        <w:tab/>
-        <w:tab/>
-        <w:tab/>
-        <w:tab/>
-        <w:tab/>
-        <w:tab/>
-        <w:tab/>
-        <w:tab/>
-        <w:tab/>
-        <w:tab/>
-        <w:tab/>
-        <w:tab/>
-      </w:r>
-      <w:r>
-        <w:rPr>
-          <w:b/>
-          <w:bCs/>
+          <w:rFonts w:ascii="Liberation Serif" w:hAnsi="Liberation Serif"/>
+          <w:b w:val="false"/>
+          <w:bCs w:val="false"/>
           <w:sz w:val="32"/>
         </w:rPr>
         <w:tab/>
@@ -713,13 +734,17 @@
         <w:pStyle w:val="BodyText"/>
         <w:bidi w:val="0"/>
         <w:jc w:val="center"/>
-        <w:rPr/>
+        <w:rPr>
+          <w:rFonts w:ascii="Liberation Serif" w:hAnsi="Liberation Serif"/>
+          <w:b w:val="false"/>
+          <w:bCs w:val="false"/>
+        </w:rPr>
       </w:pPr>
       <w:r>
         <w:rPr>
-          <w:rFonts w:ascii="Liberation Mono" w:hAnsi="Liberation Mono"/>
-          <w:b/>
-          <w:bCs/>
+          <w:rFonts w:ascii="Liberation Serif" w:hAnsi="Liberation Serif"/>
+          <w:b w:val="false"/>
+          <w:bCs w:val="false"/>
           <w:sz w:val="32"/>
         </w:rPr>
         <w:tab/>
@@ -734,26 +759,39 @@
         <w:pStyle w:val="BodyText"/>
         <w:bidi w:val="0"/>
         <w:jc w:val="center"/>
-        <w:rPr/>
+        <w:rPr>
+          <w:rFonts w:ascii="Liberation Serif" w:hAnsi="Liberation Serif"/>
+          <w:b w:val="false"/>
+          <w:bCs w:val="false"/>
+        </w:rPr>
       </w:pPr>
       <w:r>
         <w:rPr>
-          <w:rFonts w:ascii="Liberation Mono" w:hAnsi="Liberation Mono"/>
+          <w:rFonts w:ascii="Liberation Serif" w:hAnsi="Liberation Serif"/>
+          <w:b w:val="false"/>
+          <w:bCs w:val="false"/>
+          <w:sz w:val="32"/>
+        </w:rPr>
+        <w:tab/>
+        <w:tab/>
+        <w:tab/>
+      </w:r>
+      <w:r>
+        <w:rPr>
+          <w:rFonts w:ascii="Liberation Serif" w:hAnsi="Liberation Serif"/>
           <w:b/>
           <w:bCs/>
           <w:sz w:val="32"/>
         </w:rPr>
         <w:tab/>
-        <w:tab/>
-        <w:tab/>
-        <w:tab/>
         <w:t xml:space="preserve">  TABLE OF CONTENTS</w:t>
         <w:tab/>
       </w:r>
       <w:r>
         <w:rPr>
-          <w:b/>
-          <w:bCs/>
+          <w:rFonts w:ascii="Liberation Serif" w:hAnsi="Liberation Serif"/>
+          <w:b w:val="false"/>
+          <w:bCs w:val="false"/>
           <w:sz w:val="32"/>
         </w:rPr>
         <w:tab/>
@@ -768,15 +806,17 @@
         <w:bidi w:val="0"/>
         <w:jc w:val="center"/>
         <w:rPr>
-          <w:b/>
-          <w:bCs/>
+          <w:rFonts w:ascii="Liberation Serif" w:hAnsi="Liberation Serif"/>
+          <w:b w:val="false"/>
+          <w:bCs w:val="false"/>
           <w:sz w:val="32"/>
         </w:rPr>
       </w:pPr>
       <w:r>
         <w:rPr>
-          <w:b/>
-          <w:bCs/>
+          <w:rFonts w:ascii="Liberation Serif" w:hAnsi="Liberation Serif"/>
+          <w:b w:val="false"/>
+          <w:bCs w:val="false"/>
           <w:sz w:val="32"/>
         </w:rPr>
       </w:r>
@@ -818,16 +858,16 @@
               <w:spacing w:lineRule="auto" w:line="360"/>
               <w:jc w:val="start"/>
               <w:rPr>
-                <w:rFonts w:ascii="Liberation Mono" w:hAnsi="Liberation Mono"/>
-                <w:sz w:val="24"/>
-                <w:szCs w:val="24"/>
-              </w:rPr>
-            </w:pPr>
-            <w:r>
-              <w:rPr>
-                <w:rFonts w:ascii="Liberation Mono" w:hAnsi="Liberation Mono"/>
-                <w:b/>
-                <w:bCs/>
+                <w:rFonts w:ascii="Liberation Serif" w:hAnsi="Liberation Serif"/>
+                <w:b w:val="false"/>
+                <w:bCs w:val="false"/>
+              </w:rPr>
+            </w:pPr>
+            <w:r>
+              <w:rPr>
+                <w:rFonts w:ascii="Liberation Serif" w:hAnsi="Liberation Serif"/>
+                <w:b w:val="false"/>
+                <w:bCs w:val="false"/>
                 <w:i w:val="false"/>
                 <w:iCs w:val="false"/>
                 <w:strike w:val="false"/>
@@ -859,16 +899,16 @@
               <w:spacing w:lineRule="auto" w:line="360"/>
               <w:jc w:val="start"/>
               <w:rPr>
-                <w:rFonts w:ascii="Liberation Mono" w:hAnsi="Liberation Mono"/>
-                <w:sz w:val="24"/>
-                <w:szCs w:val="24"/>
-              </w:rPr>
-            </w:pPr>
-            <w:r>
-              <w:rPr>
-                <w:rFonts w:ascii="Liberation Mono" w:hAnsi="Liberation Mono"/>
-                <w:b/>
-                <w:bCs/>
+                <w:rFonts w:ascii="Liberation Serif" w:hAnsi="Liberation Serif"/>
+                <w:b w:val="false"/>
+                <w:bCs w:val="false"/>
+              </w:rPr>
+            </w:pPr>
+            <w:r>
+              <w:rPr>
+                <w:rFonts w:ascii="Liberation Serif" w:hAnsi="Liberation Serif"/>
+                <w:b w:val="false"/>
+                <w:bCs w:val="false"/>
                 <w:i w:val="false"/>
                 <w:iCs w:val="false"/>
                 <w:strike w:val="false"/>
@@ -900,16 +940,16 @@
               <w:spacing w:lineRule="auto" w:line="360"/>
               <w:jc w:val="start"/>
               <w:rPr>
-                <w:rFonts w:ascii="Liberation Mono" w:hAnsi="Liberation Mono"/>
-                <w:sz w:val="24"/>
-                <w:szCs w:val="24"/>
-              </w:rPr>
-            </w:pPr>
-            <w:r>
-              <w:rPr>
-                <w:rFonts w:ascii="Liberation Mono" w:hAnsi="Liberation Mono"/>
-                <w:b/>
-                <w:bCs/>
+                <w:rFonts w:ascii="Liberation Serif" w:hAnsi="Liberation Serif"/>
+                <w:b w:val="false"/>
+                <w:bCs w:val="false"/>
+              </w:rPr>
+            </w:pPr>
+            <w:r>
+              <w:rPr>
+                <w:rFonts w:ascii="Liberation Serif" w:hAnsi="Liberation Serif"/>
+                <w:b w:val="false"/>
+                <w:bCs w:val="false"/>
                 <w:i w:val="false"/>
                 <w:iCs w:val="false"/>
                 <w:strike w:val="false"/>
@@ -942,16 +982,16 @@
               <w:spacing w:lineRule="auto" w:line="360"/>
               <w:jc w:val="start"/>
               <w:rPr>
-                <w:rFonts w:ascii="Liberation Mono" w:hAnsi="Liberation Mono"/>
-                <w:sz w:val="24"/>
-                <w:szCs w:val="24"/>
-              </w:rPr>
-            </w:pPr>
-            <w:r>
-              <w:rPr>
-                <w:rFonts w:ascii="Liberation Mono" w:hAnsi="Liberation Mono"/>
-                <w:b/>
-                <w:bCs/>
+                <w:rFonts w:ascii="Liberation Serif" w:hAnsi="Liberation Serif"/>
+                <w:b w:val="false"/>
+                <w:bCs w:val="false"/>
+              </w:rPr>
+            </w:pPr>
+            <w:r>
+              <w:rPr>
+                <w:rFonts w:ascii="Liberation Serif" w:hAnsi="Liberation Serif"/>
+                <w:b w:val="false"/>
+                <w:bCs w:val="false"/>
                 <w:i w:val="false"/>
                 <w:iCs w:val="false"/>
                 <w:strike w:val="false"/>
@@ -986,13 +1026,17 @@
               <w:bidi w:val="0"/>
               <w:spacing w:lineRule="auto" w:line="360"/>
               <w:jc w:val="center"/>
-              <w:rPr/>
-            </w:pPr>
-            <w:r>
-              <w:rPr>
-                <w:rFonts w:ascii="Liberation Mono" w:hAnsi="Liberation Mono"/>
-                <w:b/>
-                <w:bCs/>
+              <w:rPr>
+                <w:rFonts w:ascii="Liberation Serif" w:hAnsi="Liberation Serif"/>
+                <w:b w:val="false"/>
+                <w:bCs w:val="false"/>
+              </w:rPr>
+            </w:pPr>
+            <w:r>
+              <w:rPr>
+                <w:rFonts w:ascii="Liberation Serif" w:hAnsi="Liberation Serif"/>
+                <w:b w:val="false"/>
+                <w:bCs w:val="false"/>
                 <w:i w:val="false"/>
                 <w:iCs w:val="false"/>
                 <w:strike w:val="false"/>
@@ -1023,18 +1067,16 @@
               <w:spacing w:lineRule="auto" w:line="276"/>
               <w:jc w:val="start"/>
               <w:rPr>
-                <w:rFonts w:ascii="Liberation Mono" w:hAnsi="Liberation Mono"/>
-                <w:b/>
-                <w:bCs/>
-                <w:sz w:val="24"/>
-                <w:szCs w:val="24"/>
-              </w:rPr>
-            </w:pPr>
-            <w:r>
-              <w:rPr>
-                <w:rFonts w:ascii="Liberation Mono" w:hAnsi="Liberation Mono"/>
-                <w:b/>
-                <w:bCs/>
+                <w:rFonts w:ascii="Liberation Serif" w:hAnsi="Liberation Serif"/>
+                <w:b w:val="false"/>
+                <w:bCs w:val="false"/>
+              </w:rPr>
+            </w:pPr>
+            <w:r>
+              <w:rPr>
+                <w:rFonts w:ascii="Liberation Serif" w:hAnsi="Liberation Serif"/>
+                <w:b w:val="false"/>
+                <w:bCs w:val="false"/>
                 <w:i w:val="false"/>
                 <w:iCs w:val="false"/>
                 <w:strike w:val="false"/>
@@ -1065,63 +1107,28 @@
               <w:spacing w:lineRule="auto" w:line="360"/>
               <w:jc w:val="center"/>
               <w:rPr>
-                <w:b/>
-                <w:bCs/>
-              </w:rPr>
-            </w:pPr>
-            <w:r>
-              <w:rPr>
-                <w:rFonts w:ascii="Liberation Mono" w:hAnsi="Liberation Mono"/>
-                <w:b/>
-                <w:bCs/>
-                <w:i w:val="false"/>
-                <w:iCs w:val="false"/>
-                <w:strike w:val="false"/>
-                <w:dstrike w:val="false"/>
-                <w:outline w:val="false"/>
-                <w:shadow w:val="false"/>
-                <w:color w:val="000000"/>
-                <w:sz w:val="24"/>
-                <w:szCs w:val="24"/>
-                <w:u w:val="none"/>
-              </w:rPr>
-              <w:t>2082-12-</w:t>
-            </w:r>
-            <w:r>
-              <w:rPr>
-                <w:rFonts w:ascii="Liberation Mono" w:hAnsi="Liberation Mono"/>
-                <w:b/>
-                <w:bCs/>
-                <w:i w:val="false"/>
-                <w:iCs w:val="false"/>
-                <w:strike w:val="false"/>
-                <w:dstrike w:val="false"/>
-                <w:outline w:val="false"/>
-                <w:shadow w:val="false"/>
-                <w:color w:val="000000"/>
-                <w:sz w:val="24"/>
-                <w:szCs w:val="24"/>
-                <w:u w:val="none"/>
-              </w:rPr>
-              <w:t>1</w:t>
-            </w:r>
-            <w:r>
-              <w:rPr>
-                <w:rFonts w:ascii="Liberation Mono" w:hAnsi="Liberation Mono"/>
-                <w:b/>
-                <w:bCs/>
-                <w:i w:val="false"/>
-                <w:iCs w:val="false"/>
-                <w:strike w:val="false"/>
-                <w:dstrike w:val="false"/>
-                <w:outline w:val="false"/>
-                <w:shadow w:val="false"/>
-                <w:color w:val="000000"/>
-                <w:sz w:val="24"/>
-                <w:szCs w:val="24"/>
-                <w:u w:val="none"/>
-              </w:rPr>
-              <w:t>7</w:t>
+                <w:rFonts w:ascii="Liberation Serif" w:hAnsi="Liberation Serif"/>
+                <w:b w:val="false"/>
+                <w:bCs w:val="false"/>
+              </w:rPr>
+            </w:pPr>
+            <w:r>
+              <w:rPr>
+                <w:rFonts w:ascii="Liberation Serif" w:hAnsi="Liberation Serif"/>
+                <w:b w:val="false"/>
+                <w:bCs w:val="false"/>
+                <w:i w:val="false"/>
+                <w:iCs w:val="false"/>
+                <w:strike w:val="false"/>
+                <w:dstrike w:val="false"/>
+                <w:outline w:val="false"/>
+                <w:shadow w:val="false"/>
+                <w:color w:val="000000"/>
+                <w:sz w:val="24"/>
+                <w:szCs w:val="24"/>
+                <w:u w:val="none"/>
+              </w:rPr>
+              <w:t>2082-12-17</w:t>
             </w:r>
           </w:p>
         </w:tc>
@@ -1141,25 +1148,25 @@
               <w:spacing w:lineRule="auto" w:line="360"/>
               <w:jc w:val="start"/>
               <w:rPr>
-                <w:rFonts w:ascii="Liberation Mono" w:hAnsi="Liberation Mono"/>
-                <w:b w:val="false"/>
-                <w:bCs w:val="false"/>
-                <w:i w:val="false"/>
-                <w:i w:val="false"/>
-                <w:iCs w:val="false"/>
-                <w:strike w:val="false"/>
-                <w:dstrike w:val="false"/>
-                <w:outline w:val="false"/>
-                <w:shadow w:val="false"/>
-                <w:color w:val="000000"/>
-                <w:sz w:val="24"/>
-                <w:szCs w:val="24"/>
-                <w:u w:val="none"/>
-              </w:rPr>
-            </w:pPr>
-            <w:r>
-              <w:rPr>
-                <w:rFonts w:ascii="Liberation Mono" w:hAnsi="Liberation Mono"/>
+                <w:rFonts w:ascii="Liberation Serif" w:hAnsi="Liberation Serif"/>
+                <w:b w:val="false"/>
+                <w:bCs w:val="false"/>
+                <w:i w:val="false"/>
+                <w:i w:val="false"/>
+                <w:iCs w:val="false"/>
+                <w:strike w:val="false"/>
+                <w:dstrike w:val="false"/>
+                <w:outline w:val="false"/>
+                <w:shadow w:val="false"/>
+                <w:color w:val="000000"/>
+                <w:sz w:val="24"/>
+                <w:szCs w:val="24"/>
+                <w:u w:val="none"/>
+              </w:rPr>
+            </w:pPr>
+            <w:r>
+              <w:rPr>
+                <w:rFonts w:ascii="Liberation Serif" w:hAnsi="Liberation Serif"/>
                 <w:b w:val="false"/>
                 <w:bCs w:val="false"/>
                 <w:i w:val="false"/>
@@ -1195,13 +1202,17 @@
               <w:bidi w:val="0"/>
               <w:spacing w:lineRule="auto" w:line="360"/>
               <w:jc w:val="center"/>
-              <w:rPr/>
-            </w:pPr>
-            <w:r>
-              <w:rPr>
-                <w:rFonts w:ascii="Liberation Mono" w:hAnsi="Liberation Mono"/>
-                <w:b/>
-                <w:bCs/>
+              <w:rPr>
+                <w:rFonts w:ascii="Liberation Serif" w:hAnsi="Liberation Serif"/>
+                <w:b w:val="false"/>
+                <w:bCs w:val="false"/>
+              </w:rPr>
+            </w:pPr>
+            <w:r>
+              <w:rPr>
+                <w:rFonts w:ascii="Liberation Serif" w:hAnsi="Liberation Serif"/>
+                <w:b w:val="false"/>
+                <w:bCs w:val="false"/>
                 <w:i w:val="false"/>
                 <w:iCs w:val="false"/>
                 <w:strike w:val="false"/>
@@ -1232,18 +1243,16 @@
               <w:spacing w:lineRule="auto" w:line="276"/>
               <w:jc w:val="start"/>
               <w:rPr>
-                <w:rFonts w:ascii="Liberation Mono" w:hAnsi="Liberation Mono"/>
-                <w:b/>
-                <w:bCs/>
-                <w:sz w:val="24"/>
-                <w:szCs w:val="24"/>
-              </w:rPr>
-            </w:pPr>
-            <w:r>
-              <w:rPr>
-                <w:rFonts w:ascii="Liberation Mono" w:hAnsi="Liberation Mono"/>
-                <w:b/>
-                <w:bCs/>
+                <w:rFonts w:ascii="Liberation Serif" w:hAnsi="Liberation Serif"/>
+                <w:b w:val="false"/>
+                <w:bCs w:val="false"/>
+              </w:rPr>
+            </w:pPr>
+            <w:r>
+              <w:rPr>
+                <w:rFonts w:ascii="Liberation Serif" w:hAnsi="Liberation Serif"/>
+                <w:b w:val="false"/>
+                <w:bCs w:val="false"/>
                 <w:i w:val="false"/>
                 <w:iCs w:val="false"/>
                 <w:strike w:val="false"/>
@@ -1274,63 +1283,28 @@
               <w:spacing w:lineRule="auto" w:line="360"/>
               <w:jc w:val="center"/>
               <w:rPr>
-                <w:b/>
-                <w:bCs/>
-              </w:rPr>
-            </w:pPr>
-            <w:r>
-              <w:rPr>
-                <w:rFonts w:ascii="Liberation Mono" w:hAnsi="Liberation Mono"/>
-                <w:b/>
-                <w:bCs/>
-                <w:i w:val="false"/>
-                <w:iCs w:val="false"/>
-                <w:strike w:val="false"/>
-                <w:dstrike w:val="false"/>
-                <w:outline w:val="false"/>
-                <w:shadow w:val="false"/>
-                <w:color w:val="000000"/>
-                <w:sz w:val="24"/>
-                <w:szCs w:val="24"/>
-                <w:u w:val="none"/>
-              </w:rPr>
-              <w:t>2082-12-</w:t>
-            </w:r>
-            <w:r>
-              <w:rPr>
-                <w:rFonts w:ascii="Liberation Mono" w:hAnsi="Liberation Mono"/>
-                <w:b/>
-                <w:bCs/>
-                <w:i w:val="false"/>
-                <w:iCs w:val="false"/>
-                <w:strike w:val="false"/>
-                <w:dstrike w:val="false"/>
-                <w:outline w:val="false"/>
-                <w:shadow w:val="false"/>
-                <w:color w:val="000000"/>
-                <w:sz w:val="24"/>
-                <w:szCs w:val="24"/>
-                <w:u w:val="none"/>
-              </w:rPr>
-              <w:t>1</w:t>
-            </w:r>
-            <w:r>
-              <w:rPr>
-                <w:rFonts w:ascii="Liberation Mono" w:hAnsi="Liberation Mono"/>
-                <w:b/>
-                <w:bCs/>
-                <w:i w:val="false"/>
-                <w:iCs w:val="false"/>
-                <w:strike w:val="false"/>
-                <w:dstrike w:val="false"/>
-                <w:outline w:val="false"/>
-                <w:shadow w:val="false"/>
-                <w:color w:val="000000"/>
-                <w:sz w:val="24"/>
-                <w:szCs w:val="24"/>
-                <w:u w:val="none"/>
-              </w:rPr>
-              <w:t>7</w:t>
+                <w:rFonts w:ascii="Liberation Serif" w:hAnsi="Liberation Serif"/>
+                <w:b w:val="false"/>
+                <w:bCs w:val="false"/>
+              </w:rPr>
+            </w:pPr>
+            <w:r>
+              <w:rPr>
+                <w:rFonts w:ascii="Liberation Serif" w:hAnsi="Liberation Serif"/>
+                <w:b w:val="false"/>
+                <w:bCs w:val="false"/>
+                <w:i w:val="false"/>
+                <w:iCs w:val="false"/>
+                <w:strike w:val="false"/>
+                <w:dstrike w:val="false"/>
+                <w:outline w:val="false"/>
+                <w:shadow w:val="false"/>
+                <w:color w:val="000000"/>
+                <w:sz w:val="24"/>
+                <w:szCs w:val="24"/>
+                <w:u w:val="none"/>
+              </w:rPr>
+              <w:t>2082-12-17</w:t>
             </w:r>
           </w:p>
         </w:tc>
@@ -1350,25 +1324,25 @@
               <w:spacing w:lineRule="auto" w:line="360"/>
               <w:jc w:val="start"/>
               <w:rPr>
-                <w:rFonts w:ascii="Liberation Mono" w:hAnsi="Liberation Mono"/>
-                <w:b w:val="false"/>
-                <w:bCs w:val="false"/>
-                <w:i w:val="false"/>
-                <w:i w:val="false"/>
-                <w:iCs w:val="false"/>
-                <w:strike w:val="false"/>
-                <w:dstrike w:val="false"/>
-                <w:outline w:val="false"/>
-                <w:shadow w:val="false"/>
-                <w:color w:val="000000"/>
-                <w:sz w:val="24"/>
-                <w:szCs w:val="24"/>
-                <w:u w:val="none"/>
-              </w:rPr>
-            </w:pPr>
-            <w:r>
-              <w:rPr>
-                <w:rFonts w:ascii="Liberation Mono" w:hAnsi="Liberation Mono"/>
+                <w:rFonts w:ascii="Liberation Serif" w:hAnsi="Liberation Serif"/>
+                <w:b w:val="false"/>
+                <w:bCs w:val="false"/>
+                <w:i w:val="false"/>
+                <w:i w:val="false"/>
+                <w:iCs w:val="false"/>
+                <w:strike w:val="false"/>
+                <w:dstrike w:val="false"/>
+                <w:outline w:val="false"/>
+                <w:shadow w:val="false"/>
+                <w:color w:val="000000"/>
+                <w:sz w:val="24"/>
+                <w:szCs w:val="24"/>
+                <w:u w:val="none"/>
+              </w:rPr>
+            </w:pPr>
+            <w:r>
+              <w:rPr>
+                <w:rFonts w:ascii="Liberation Serif" w:hAnsi="Liberation Serif"/>
                 <w:b w:val="false"/>
                 <w:bCs w:val="false"/>
                 <w:i w:val="false"/>
@@ -1404,13 +1378,17 @@
               <w:bidi w:val="0"/>
               <w:spacing w:lineRule="auto" w:line="360"/>
               <w:jc w:val="center"/>
-              <w:rPr/>
-            </w:pPr>
-            <w:r>
-              <w:rPr>
-                <w:rFonts w:ascii="Liberation Mono" w:hAnsi="Liberation Mono"/>
-                <w:b/>
-                <w:bCs/>
+              <w:rPr>
+                <w:rFonts w:ascii="Liberation Serif" w:hAnsi="Liberation Serif"/>
+                <w:b w:val="false"/>
+                <w:bCs w:val="false"/>
+              </w:rPr>
+            </w:pPr>
+            <w:r>
+              <w:rPr>
+                <w:rFonts w:ascii="Liberation Serif" w:hAnsi="Liberation Serif"/>
+                <w:b w:val="false"/>
+                <w:bCs w:val="false"/>
                 <w:i w:val="false"/>
                 <w:iCs w:val="false"/>
                 <w:strike w:val="false"/>
@@ -1438,26 +1416,18 @@
             <w:pPr>
               <w:pStyle w:val="NoBorder"/>
               <w:rPr>
-                <w:rFonts w:ascii="Liberation Mono" w:hAnsi="Liberation Mono"/>
-                <w:b/>
-                <w:bCs/>
-              </w:rPr>
-            </w:pPr>
-            <w:r>
-              <w:rPr>
-                <w:rFonts w:ascii="Liberation Mono" w:hAnsi="Liberation Mono"/>
-                <w:b/>
-                <w:bCs/>
-              </w:rPr>
-              <w:t xml:space="preserve">Implement Run_Length Encoding using </w:t>
-            </w:r>
-            <w:r>
-              <w:rPr>
-                <w:rFonts w:ascii="Liberation Mono" w:hAnsi="Liberation Mono"/>
-                <w:b/>
-                <w:bCs/>
-              </w:rPr>
-              <w:t>Python</w:t>
+                <w:rFonts w:ascii="Liberation Serif" w:hAnsi="Liberation Serif"/>
+                <w:b w:val="false"/>
+                <w:bCs w:val="false"/>
+              </w:rPr>
+            </w:pPr>
+            <w:r>
+              <w:rPr>
+                <w:rFonts w:ascii="Liberation Serif" w:hAnsi="Liberation Serif"/>
+                <w:b w:val="false"/>
+                <w:bCs w:val="false"/>
+              </w:rPr>
+              <w:t>Implement Run_Length Encoding using Python</w:t>
             </w:r>
           </w:p>
         </w:tc>
@@ -1476,63 +1446,28 @@
               <w:spacing w:lineRule="auto" w:line="360"/>
               <w:jc w:val="center"/>
               <w:rPr>
-                <w:b/>
-                <w:bCs/>
-              </w:rPr>
-            </w:pPr>
-            <w:r>
-              <w:rPr>
-                <w:rFonts w:ascii="Liberation Mono" w:hAnsi="Liberation Mono"/>
-                <w:b/>
-                <w:bCs/>
-                <w:i w:val="false"/>
-                <w:iCs w:val="false"/>
-                <w:strike w:val="false"/>
-                <w:dstrike w:val="false"/>
-                <w:outline w:val="false"/>
-                <w:shadow w:val="false"/>
-                <w:color w:val="000000"/>
-                <w:sz w:val="24"/>
-                <w:szCs w:val="24"/>
-                <w:u w:val="none"/>
-              </w:rPr>
-              <w:t>2082-12-</w:t>
-            </w:r>
-            <w:r>
-              <w:rPr>
-                <w:rFonts w:ascii="Liberation Mono" w:hAnsi="Liberation Mono"/>
-                <w:b/>
-                <w:bCs/>
-                <w:i w:val="false"/>
-                <w:iCs w:val="false"/>
-                <w:strike w:val="false"/>
-                <w:dstrike w:val="false"/>
-                <w:outline w:val="false"/>
-                <w:shadow w:val="false"/>
-                <w:color w:val="000000"/>
-                <w:sz w:val="24"/>
-                <w:szCs w:val="24"/>
-                <w:u w:val="none"/>
-              </w:rPr>
-              <w:t>1</w:t>
-            </w:r>
-            <w:r>
-              <w:rPr>
-                <w:rFonts w:ascii="Liberation Mono" w:hAnsi="Liberation Mono"/>
-                <w:b/>
-                <w:bCs/>
-                <w:i w:val="false"/>
-                <w:iCs w:val="false"/>
-                <w:strike w:val="false"/>
-                <w:dstrike w:val="false"/>
-                <w:outline w:val="false"/>
-                <w:shadow w:val="false"/>
-                <w:color w:val="000000"/>
-                <w:sz w:val="24"/>
-                <w:szCs w:val="24"/>
-                <w:u w:val="none"/>
-              </w:rPr>
-              <w:t>8</w:t>
+                <w:rFonts w:ascii="Liberation Serif" w:hAnsi="Liberation Serif"/>
+                <w:b w:val="false"/>
+                <w:bCs w:val="false"/>
+              </w:rPr>
+            </w:pPr>
+            <w:r>
+              <w:rPr>
+                <w:rFonts w:ascii="Liberation Serif" w:hAnsi="Liberation Serif"/>
+                <w:b w:val="false"/>
+                <w:bCs w:val="false"/>
+                <w:i w:val="false"/>
+                <w:iCs w:val="false"/>
+                <w:strike w:val="false"/>
+                <w:dstrike w:val="false"/>
+                <w:outline w:val="false"/>
+                <w:shadow w:val="false"/>
+                <w:color w:val="000000"/>
+                <w:sz w:val="24"/>
+                <w:szCs w:val="24"/>
+                <w:u w:val="none"/>
+              </w:rPr>
+              <w:t>2082-12-18</w:t>
             </w:r>
           </w:p>
         </w:tc>
@@ -1552,25 +1487,25 @@
               <w:spacing w:lineRule="auto" w:line="360"/>
               <w:jc w:val="start"/>
               <w:rPr>
-                <w:rFonts w:ascii="Liberation Mono" w:hAnsi="Liberation Mono"/>
-                <w:b w:val="false"/>
-                <w:bCs w:val="false"/>
-                <w:i w:val="false"/>
-                <w:i w:val="false"/>
-                <w:iCs w:val="false"/>
-                <w:strike w:val="false"/>
-                <w:dstrike w:val="false"/>
-                <w:outline w:val="false"/>
-                <w:shadow w:val="false"/>
-                <w:color w:val="000000"/>
-                <w:sz w:val="24"/>
-                <w:szCs w:val="24"/>
-                <w:u w:val="none"/>
-              </w:rPr>
-            </w:pPr>
-            <w:r>
-              <w:rPr>
-                <w:rFonts w:ascii="Liberation Mono" w:hAnsi="Liberation Mono"/>
+                <w:rFonts w:ascii="Liberation Serif" w:hAnsi="Liberation Serif"/>
+                <w:b w:val="false"/>
+                <w:bCs w:val="false"/>
+                <w:i w:val="false"/>
+                <w:i w:val="false"/>
+                <w:iCs w:val="false"/>
+                <w:strike w:val="false"/>
+                <w:dstrike w:val="false"/>
+                <w:outline w:val="false"/>
+                <w:shadow w:val="false"/>
+                <w:color w:val="000000"/>
+                <w:sz w:val="24"/>
+                <w:szCs w:val="24"/>
+                <w:u w:val="none"/>
+              </w:rPr>
+            </w:pPr>
+            <w:r>
+              <w:rPr>
+                <w:rFonts w:ascii="Liberation Serif" w:hAnsi="Liberation Serif"/>
                 <w:b w:val="false"/>
                 <w:bCs w:val="false"/>
                 <w:i w:val="false"/>
@@ -1606,13 +1541,17 @@
               <w:bidi w:val="0"/>
               <w:spacing w:lineRule="auto" w:line="360"/>
               <w:jc w:val="center"/>
-              <w:rPr/>
-            </w:pPr>
-            <w:r>
-              <w:rPr>
-                <w:rFonts w:ascii="Liberation Mono" w:hAnsi="Liberation Mono"/>
-                <w:b/>
-                <w:bCs/>
+              <w:rPr>
+                <w:rFonts w:ascii="Liberation Serif" w:hAnsi="Liberation Serif"/>
+                <w:b w:val="false"/>
+                <w:bCs w:val="false"/>
+              </w:rPr>
+            </w:pPr>
+            <w:r>
+              <w:rPr>
+                <w:rFonts w:ascii="Liberation Serif" w:hAnsi="Liberation Serif"/>
+                <w:b w:val="false"/>
+                <w:bCs w:val="false"/>
                 <w:i w:val="false"/>
                 <w:iCs w:val="false"/>
                 <w:strike w:val="false"/>
@@ -1643,18 +1582,16 @@
               <w:spacing w:lineRule="auto" w:line="360"/>
               <w:jc w:val="start"/>
               <w:rPr>
-                <w:rFonts w:ascii="Liberation Mono" w:hAnsi="Liberation Mono"/>
-                <w:b/>
-                <w:bCs/>
-                <w:sz w:val="24"/>
-                <w:szCs w:val="24"/>
-              </w:rPr>
-            </w:pPr>
-            <w:r>
-              <w:rPr>
-                <w:rFonts w:ascii="Liberation Mono" w:hAnsi="Liberation Mono"/>
-                <w:b/>
-                <w:bCs/>
+                <w:rFonts w:ascii="Liberation Serif" w:hAnsi="Liberation Serif"/>
+                <w:b w:val="false"/>
+                <w:bCs w:val="false"/>
+              </w:rPr>
+            </w:pPr>
+            <w:r>
+              <w:rPr>
+                <w:rFonts w:ascii="Liberation Serif" w:hAnsi="Liberation Serif"/>
+                <w:b w:val="false"/>
+                <w:bCs w:val="false"/>
                 <w:i w:val="false"/>
                 <w:iCs w:val="false"/>
                 <w:strike w:val="false"/>
@@ -1685,63 +1622,28 @@
               <w:spacing w:lineRule="auto" w:line="360"/>
               <w:jc w:val="center"/>
               <w:rPr>
-                <w:b/>
-                <w:bCs/>
-              </w:rPr>
-            </w:pPr>
-            <w:r>
-              <w:rPr>
-                <w:rFonts w:ascii="Liberation Mono" w:hAnsi="Liberation Mono"/>
-                <w:b/>
-                <w:bCs/>
-                <w:i w:val="false"/>
-                <w:iCs w:val="false"/>
-                <w:strike w:val="false"/>
-                <w:dstrike w:val="false"/>
-                <w:outline w:val="false"/>
-                <w:shadow w:val="false"/>
-                <w:color w:val="000000"/>
-                <w:sz w:val="24"/>
-                <w:szCs w:val="24"/>
-                <w:u w:val="none"/>
-              </w:rPr>
-              <w:t>2082-12-</w:t>
-            </w:r>
-            <w:r>
-              <w:rPr>
-                <w:rFonts w:ascii="Liberation Mono" w:hAnsi="Liberation Mono"/>
-                <w:b/>
-                <w:bCs/>
-                <w:i w:val="false"/>
-                <w:iCs w:val="false"/>
-                <w:strike w:val="false"/>
-                <w:dstrike w:val="false"/>
-                <w:outline w:val="false"/>
-                <w:shadow w:val="false"/>
-                <w:color w:val="000000"/>
-                <w:sz w:val="24"/>
-                <w:szCs w:val="24"/>
-                <w:u w:val="none"/>
-              </w:rPr>
-              <w:t>1</w:t>
-            </w:r>
-            <w:r>
-              <w:rPr>
-                <w:rFonts w:ascii="Liberation Mono" w:hAnsi="Liberation Mono"/>
-                <w:b/>
-                <w:bCs/>
-                <w:i w:val="false"/>
-                <w:iCs w:val="false"/>
-                <w:strike w:val="false"/>
-                <w:dstrike w:val="false"/>
-                <w:outline w:val="false"/>
-                <w:shadow w:val="false"/>
-                <w:color w:val="000000"/>
-                <w:sz w:val="24"/>
-                <w:szCs w:val="24"/>
-                <w:u w:val="none"/>
-              </w:rPr>
-              <w:t>8</w:t>
+                <w:rFonts w:ascii="Liberation Serif" w:hAnsi="Liberation Serif"/>
+                <w:b w:val="false"/>
+                <w:bCs w:val="false"/>
+              </w:rPr>
+            </w:pPr>
+            <w:r>
+              <w:rPr>
+                <w:rFonts w:ascii="Liberation Serif" w:hAnsi="Liberation Serif"/>
+                <w:b w:val="false"/>
+                <w:bCs w:val="false"/>
+                <w:i w:val="false"/>
+                <w:iCs w:val="false"/>
+                <w:strike w:val="false"/>
+                <w:dstrike w:val="false"/>
+                <w:outline w:val="false"/>
+                <w:shadow w:val="false"/>
+                <w:color w:val="000000"/>
+                <w:sz w:val="24"/>
+                <w:szCs w:val="24"/>
+                <w:u w:val="none"/>
+              </w:rPr>
+              <w:t>2082-12-18</w:t>
             </w:r>
           </w:p>
         </w:tc>
@@ -1761,25 +1663,25 @@
               <w:spacing w:lineRule="auto" w:line="360"/>
               <w:jc w:val="start"/>
               <w:rPr>
-                <w:rFonts w:ascii="Liberation Mono" w:hAnsi="Liberation Mono"/>
-                <w:b w:val="false"/>
-                <w:bCs w:val="false"/>
-                <w:i w:val="false"/>
-                <w:i w:val="false"/>
-                <w:iCs w:val="false"/>
-                <w:strike w:val="false"/>
-                <w:dstrike w:val="false"/>
-                <w:outline w:val="false"/>
-                <w:shadow w:val="false"/>
-                <w:color w:val="000000"/>
-                <w:sz w:val="24"/>
-                <w:szCs w:val="24"/>
-                <w:u w:val="none"/>
-              </w:rPr>
-            </w:pPr>
-            <w:r>
-              <w:rPr>
-                <w:rFonts w:ascii="Liberation Mono" w:hAnsi="Liberation Mono"/>
+                <w:rFonts w:ascii="Liberation Serif" w:hAnsi="Liberation Serif"/>
+                <w:b w:val="false"/>
+                <w:bCs w:val="false"/>
+                <w:i w:val="false"/>
+                <w:i w:val="false"/>
+                <w:iCs w:val="false"/>
+                <w:strike w:val="false"/>
+                <w:dstrike w:val="false"/>
+                <w:outline w:val="false"/>
+                <w:shadow w:val="false"/>
+                <w:color w:val="000000"/>
+                <w:sz w:val="24"/>
+                <w:szCs w:val="24"/>
+                <w:u w:val="none"/>
+              </w:rPr>
+            </w:pPr>
+            <w:r>
+              <w:rPr>
+                <w:rFonts w:ascii="Liberation Serif" w:hAnsi="Liberation Serif"/>
                 <w:b w:val="false"/>
                 <w:bCs w:val="false"/>
                 <w:i w:val="false"/>
@@ -1815,13 +1717,17 @@
               <w:bidi w:val="0"/>
               <w:spacing w:lineRule="auto" w:line="360"/>
               <w:jc w:val="center"/>
-              <w:rPr/>
-            </w:pPr>
-            <w:r>
-              <w:rPr>
-                <w:rFonts w:ascii="Liberation Mono" w:hAnsi="Liberation Mono"/>
-                <w:b/>
-                <w:bCs/>
+              <w:rPr>
+                <w:rFonts w:ascii="Liberation Serif" w:hAnsi="Liberation Serif"/>
+                <w:b w:val="false"/>
+                <w:bCs w:val="false"/>
+              </w:rPr>
+            </w:pPr>
+            <w:r>
+              <w:rPr>
+                <w:rFonts w:ascii="Liberation Serif" w:hAnsi="Liberation Serif"/>
+                <w:b w:val="false"/>
+                <w:bCs w:val="false"/>
                 <w:i w:val="false"/>
                 <w:iCs w:val="false"/>
                 <w:strike w:val="false"/>
@@ -1852,18 +1758,16 @@
               <w:spacing w:lineRule="auto" w:line="360"/>
               <w:jc w:val="start"/>
               <w:rPr>
-                <w:rFonts w:ascii="Liberation Mono" w:hAnsi="Liberation Mono"/>
-                <w:b/>
-                <w:bCs/>
-                <w:sz w:val="24"/>
-                <w:szCs w:val="24"/>
-              </w:rPr>
-            </w:pPr>
-            <w:r>
-              <w:rPr>
-                <w:rFonts w:ascii="Liberation Mono" w:hAnsi="Liberation Mono"/>
-                <w:b/>
-                <w:bCs/>
+                <w:rFonts w:ascii="Liberation Serif" w:hAnsi="Liberation Serif"/>
+                <w:b w:val="false"/>
+                <w:bCs w:val="false"/>
+              </w:rPr>
+            </w:pPr>
+            <w:r>
+              <w:rPr>
+                <w:rFonts w:ascii="Liberation Serif" w:hAnsi="Liberation Serif"/>
+                <w:b w:val="false"/>
+                <w:bCs w:val="false"/>
                 <w:i w:val="false"/>
                 <w:iCs w:val="false"/>
                 <w:strike w:val="false"/>
@@ -1894,45 +1798,28 @@
               <w:spacing w:lineRule="auto" w:line="360"/>
               <w:jc w:val="center"/>
               <w:rPr>
-                <w:b/>
-                <w:bCs/>
-              </w:rPr>
-            </w:pPr>
-            <w:r>
-              <w:rPr>
-                <w:rFonts w:ascii="Liberation Mono" w:hAnsi="Liberation Mono"/>
-                <w:b/>
-                <w:bCs/>
-                <w:i w:val="false"/>
-                <w:iCs w:val="false"/>
-                <w:strike w:val="false"/>
-                <w:dstrike w:val="false"/>
-                <w:outline w:val="false"/>
-                <w:shadow w:val="false"/>
-                <w:color w:val="000000"/>
-                <w:sz w:val="24"/>
-                <w:szCs w:val="24"/>
-                <w:u w:val="none"/>
-              </w:rPr>
-              <w:t>2082-12-</w:t>
-            </w:r>
-            <w:r>
-              <w:rPr>
-                <w:rFonts w:ascii="Liberation Mono" w:hAnsi="Liberation Mono"/>
-                <w:b/>
-                <w:bCs/>
-                <w:i w:val="false"/>
-                <w:iCs w:val="false"/>
-                <w:strike w:val="false"/>
-                <w:dstrike w:val="false"/>
-                <w:outline w:val="false"/>
-                <w:shadow w:val="false"/>
-                <w:color w:val="000000"/>
-                <w:sz w:val="24"/>
-                <w:szCs w:val="24"/>
-                <w:u w:val="none"/>
-              </w:rPr>
-              <w:t>19</w:t>
+                <w:rFonts w:ascii="Liberation Serif" w:hAnsi="Liberation Serif"/>
+                <w:b w:val="false"/>
+                <w:bCs w:val="false"/>
+              </w:rPr>
+            </w:pPr>
+            <w:r>
+              <w:rPr>
+                <w:rFonts w:ascii="Liberation Serif" w:hAnsi="Liberation Serif"/>
+                <w:b w:val="false"/>
+                <w:bCs w:val="false"/>
+                <w:i w:val="false"/>
+                <w:iCs w:val="false"/>
+                <w:strike w:val="false"/>
+                <w:dstrike w:val="false"/>
+                <w:outline w:val="false"/>
+                <w:shadow w:val="false"/>
+                <w:color w:val="000000"/>
+                <w:sz w:val="24"/>
+                <w:szCs w:val="24"/>
+                <w:u w:val="none"/>
+              </w:rPr>
+              <w:t>2082-12-19</w:t>
             </w:r>
           </w:p>
         </w:tc>
@@ -1952,25 +1839,25 @@
               <w:spacing w:lineRule="auto" w:line="360"/>
               <w:jc w:val="start"/>
               <w:rPr>
-                <w:rFonts w:ascii="Liberation Mono" w:hAnsi="Liberation Mono"/>
-                <w:b w:val="false"/>
-                <w:bCs w:val="false"/>
-                <w:i w:val="false"/>
-                <w:i w:val="false"/>
-                <w:iCs w:val="false"/>
-                <w:strike w:val="false"/>
-                <w:dstrike w:val="false"/>
-                <w:outline w:val="false"/>
-                <w:shadow w:val="false"/>
-                <w:color w:val="000000"/>
-                <w:sz w:val="24"/>
-                <w:szCs w:val="24"/>
-                <w:u w:val="none"/>
-              </w:rPr>
-            </w:pPr>
-            <w:r>
-              <w:rPr>
-                <w:rFonts w:ascii="Liberation Mono" w:hAnsi="Liberation Mono"/>
+                <w:rFonts w:ascii="Liberation Serif" w:hAnsi="Liberation Serif"/>
+                <w:b w:val="false"/>
+                <w:bCs w:val="false"/>
+                <w:i w:val="false"/>
+                <w:i w:val="false"/>
+                <w:iCs w:val="false"/>
+                <w:strike w:val="false"/>
+                <w:dstrike w:val="false"/>
+                <w:outline w:val="false"/>
+                <w:shadow w:val="false"/>
+                <w:color w:val="000000"/>
+                <w:sz w:val="24"/>
+                <w:szCs w:val="24"/>
+                <w:u w:val="none"/>
+              </w:rPr>
+            </w:pPr>
+            <w:r>
+              <w:rPr>
+                <w:rFonts w:ascii="Liberation Serif" w:hAnsi="Liberation Serif"/>
                 <w:b w:val="false"/>
                 <w:bCs w:val="false"/>
                 <w:i w:val="false"/>
@@ -2007,14 +1894,16 @@
               <w:spacing w:lineRule="auto" w:line="360"/>
               <w:jc w:val="center"/>
               <w:rPr>
-                <w:b/>
-                <w:bCs/>
-              </w:rPr>
-            </w:pPr>
-            <w:r>
-              <w:rPr>
-                <w:b/>
-                <w:bCs/>
+                <w:rFonts w:ascii="Liberation Serif" w:hAnsi="Liberation Serif"/>
+                <w:b w:val="false"/>
+                <w:bCs w:val="false"/>
+              </w:rPr>
+            </w:pPr>
+            <w:r>
+              <w:rPr>
+                <w:rFonts w:ascii="Liberation Serif" w:hAnsi="Liberation Serif"/>
+                <w:b w:val="false"/>
+                <w:bCs w:val="false"/>
               </w:rPr>
               <w:t xml:space="preserve">6. </w:t>
             </w:r>
@@ -2035,18 +1924,16 @@
               <w:spacing w:lineRule="auto" w:line="360"/>
               <w:jc w:val="start"/>
               <w:rPr>
-                <w:rFonts w:ascii="Liberation Mono" w:hAnsi="Liberation Mono"/>
-                <w:b/>
-                <w:bCs/>
-                <w:sz w:val="24"/>
-                <w:szCs w:val="24"/>
-              </w:rPr>
-            </w:pPr>
-            <w:r>
-              <w:rPr>
-                <w:rFonts w:ascii="Liberation Mono" w:hAnsi="Liberation Mono"/>
-                <w:b/>
-                <w:bCs/>
+                <w:rFonts w:ascii="Liberation Serif" w:hAnsi="Liberation Serif"/>
+                <w:b w:val="false"/>
+                <w:bCs w:val="false"/>
+              </w:rPr>
+            </w:pPr>
+            <w:r>
+              <w:rPr>
+                <w:rFonts w:ascii="Liberation Serif" w:hAnsi="Liberation Serif"/>
+                <w:b w:val="false"/>
+                <w:bCs w:val="false"/>
                 <w:sz w:val="24"/>
                 <w:szCs w:val="24"/>
               </w:rPr>
@@ -2069,16 +1956,16 @@
               <w:spacing w:lineRule="auto" w:line="360"/>
               <w:jc w:val="center"/>
               <w:rPr>
-                <w:rFonts w:ascii="Liberation Mono" w:hAnsi="Liberation Mono"/>
-                <w:b/>
-                <w:bCs/>
-              </w:rPr>
-            </w:pPr>
-            <w:r>
-              <w:rPr>
-                <w:rFonts w:ascii="Liberation Mono" w:hAnsi="Liberation Mono"/>
-                <w:b/>
-                <w:bCs/>
+                <w:rFonts w:ascii="Liberation Serif" w:hAnsi="Liberation Serif"/>
+                <w:b w:val="false"/>
+                <w:bCs w:val="false"/>
+              </w:rPr>
+            </w:pPr>
+            <w:r>
+              <w:rPr>
+                <w:rFonts w:ascii="Liberation Serif" w:hAnsi="Liberation Serif"/>
+                <w:b w:val="false"/>
+                <w:bCs w:val="false"/>
               </w:rPr>
               <w:t>2082-12-20</w:t>
             </w:r>
@@ -2100,25 +1987,25 @@
               <w:spacing w:lineRule="auto" w:line="360"/>
               <w:jc w:val="start"/>
               <w:rPr>
-                <w:rFonts w:ascii="Liberation Mono" w:hAnsi="Liberation Mono"/>
-                <w:b w:val="false"/>
-                <w:bCs w:val="false"/>
-                <w:i w:val="false"/>
-                <w:i w:val="false"/>
-                <w:iCs w:val="false"/>
-                <w:strike w:val="false"/>
-                <w:dstrike w:val="false"/>
-                <w:outline w:val="false"/>
-                <w:shadow w:val="false"/>
-                <w:color w:val="000000"/>
-                <w:sz w:val="24"/>
-                <w:szCs w:val="24"/>
-                <w:u w:val="none"/>
-              </w:rPr>
-            </w:pPr>
-            <w:r>
-              <w:rPr>
-                <w:rFonts w:ascii="Liberation Mono" w:hAnsi="Liberation Mono"/>
+                <w:rFonts w:ascii="Liberation Serif" w:hAnsi="Liberation Serif"/>
+                <w:b w:val="false"/>
+                <w:bCs w:val="false"/>
+                <w:i w:val="false"/>
+                <w:i w:val="false"/>
+                <w:iCs w:val="false"/>
+                <w:strike w:val="false"/>
+                <w:dstrike w:val="false"/>
+                <w:outline w:val="false"/>
+                <w:shadow w:val="false"/>
+                <w:color w:val="000000"/>
+                <w:sz w:val="24"/>
+                <w:szCs w:val="24"/>
+                <w:u w:val="none"/>
+              </w:rPr>
+            </w:pPr>
+            <w:r>
+              <w:rPr>
+                <w:rFonts w:ascii="Liberation Serif" w:hAnsi="Liberation Serif"/>
                 <w:b w:val="false"/>
                 <w:bCs w:val="false"/>
                 <w:i w:val="false"/>
@@ -2155,14 +2042,16 @@
               <w:spacing w:lineRule="auto" w:line="360"/>
               <w:jc w:val="center"/>
               <w:rPr>
-                <w:b/>
-                <w:bCs/>
-              </w:rPr>
-            </w:pPr>
-            <w:r>
-              <w:rPr>
-                <w:b/>
-                <w:bCs/>
+                <w:rFonts w:ascii="Liberation Serif" w:hAnsi="Liberation Serif"/>
+                <w:b w:val="false"/>
+                <w:bCs w:val="false"/>
+              </w:rPr>
+            </w:pPr>
+            <w:r>
+              <w:rPr>
+                <w:rFonts w:ascii="Liberation Serif" w:hAnsi="Liberation Serif"/>
+                <w:b w:val="false"/>
+                <w:bCs w:val="false"/>
               </w:rPr>
               <w:t>7.</w:t>
             </w:r>
@@ -2183,32 +2072,20 @@
               <w:spacing w:lineRule="auto" w:line="360"/>
               <w:jc w:val="start"/>
               <w:rPr>
-                <w:rFonts w:ascii="Liberation Mono" w:hAnsi="Liberation Mono"/>
-                <w:b/>
-                <w:bCs/>
-                <w:sz w:val="24"/>
-                <w:szCs w:val="24"/>
-              </w:rPr>
-            </w:pPr>
-            <w:r>
-              <w:rPr>
-                <w:rFonts w:ascii="Liberation Mono" w:hAnsi="Liberation Mono"/>
-                <w:b/>
-                <w:bCs/>
-                <w:sz w:val="24"/>
-                <w:szCs w:val="24"/>
-              </w:rPr>
-              <w:t xml:space="preserve">Write a program to morph one image into another </w:t>
-            </w:r>
-            <w:r>
-              <w:rPr>
-                <w:rFonts w:ascii="Liberation Mono" w:hAnsi="Liberation Mono"/>
-                <w:b/>
-                <w:bCs/>
-                <w:sz w:val="24"/>
-                <w:szCs w:val="24"/>
-              </w:rPr>
-              <w:t>using Python</w:t>
+                <w:rFonts w:ascii="Liberation Serif" w:hAnsi="Liberation Serif"/>
+                <w:b w:val="false"/>
+                <w:bCs w:val="false"/>
+              </w:rPr>
+            </w:pPr>
+            <w:r>
+              <w:rPr>
+                <w:rFonts w:ascii="Liberation Serif" w:hAnsi="Liberation Serif"/>
+                <w:b w:val="false"/>
+                <w:bCs w:val="false"/>
+                <w:sz w:val="24"/>
+                <w:szCs w:val="24"/>
+              </w:rPr>
+              <w:t>Write a program to morph one image into another using Python</w:t>
             </w:r>
           </w:p>
         </w:tc>
@@ -2227,16 +2104,16 @@
               <w:spacing w:lineRule="auto" w:line="360"/>
               <w:jc w:val="center"/>
               <w:rPr>
-                <w:rFonts w:ascii="Liberation Mono" w:hAnsi="Liberation Mono"/>
-                <w:b/>
-                <w:bCs/>
-              </w:rPr>
-            </w:pPr>
-            <w:r>
-              <w:rPr>
-                <w:rFonts w:ascii="Liberation Mono" w:hAnsi="Liberation Mono"/>
-                <w:b/>
-                <w:bCs/>
+                <w:rFonts w:ascii="Liberation Serif" w:hAnsi="Liberation Serif"/>
+                <w:b w:val="false"/>
+                <w:bCs w:val="false"/>
+              </w:rPr>
+            </w:pPr>
+            <w:r>
+              <w:rPr>
+                <w:rFonts w:ascii="Liberation Serif" w:hAnsi="Liberation Serif"/>
+                <w:b w:val="false"/>
+                <w:bCs w:val="false"/>
               </w:rPr>
               <w:t>2082-12-20</w:t>
             </w:r>
@@ -2258,25 +2135,25 @@
               <w:spacing w:lineRule="auto" w:line="360"/>
               <w:jc w:val="start"/>
               <w:rPr>
-                <w:rFonts w:ascii="Liberation Mono" w:hAnsi="Liberation Mono"/>
-                <w:b w:val="false"/>
-                <w:bCs w:val="false"/>
-                <w:i w:val="false"/>
-                <w:i w:val="false"/>
-                <w:iCs w:val="false"/>
-                <w:strike w:val="false"/>
-                <w:dstrike w:val="false"/>
-                <w:outline w:val="false"/>
-                <w:shadow w:val="false"/>
-                <w:color w:val="000000"/>
-                <w:sz w:val="24"/>
-                <w:szCs w:val="24"/>
-                <w:u w:val="none"/>
-              </w:rPr>
-            </w:pPr>
-            <w:r>
-              <w:rPr>
-                <w:rFonts w:ascii="Liberation Mono" w:hAnsi="Liberation Mono"/>
+                <w:rFonts w:ascii="Liberation Serif" w:hAnsi="Liberation Serif"/>
+                <w:b w:val="false"/>
+                <w:bCs w:val="false"/>
+                <w:i w:val="false"/>
+                <w:i w:val="false"/>
+                <w:iCs w:val="false"/>
+                <w:strike w:val="false"/>
+                <w:dstrike w:val="false"/>
+                <w:outline w:val="false"/>
+                <w:shadow w:val="false"/>
+                <w:color w:val="000000"/>
+                <w:sz w:val="24"/>
+                <w:szCs w:val="24"/>
+                <w:u w:val="none"/>
+              </w:rPr>
+            </w:pPr>
+            <w:r>
+              <w:rPr>
+                <w:rFonts w:ascii="Liberation Serif" w:hAnsi="Liberation Serif"/>
                 <w:b w:val="false"/>
                 <w:bCs w:val="false"/>
                 <w:i w:val="false"/>
@@ -2313,14 +2190,16 @@
               <w:spacing w:lineRule="auto" w:line="360"/>
               <w:jc w:val="center"/>
               <w:rPr>
-                <w:b/>
-                <w:bCs/>
-              </w:rPr>
-            </w:pPr>
-            <w:r>
-              <w:rPr>
-                <w:b/>
-                <w:bCs/>
+                <w:rFonts w:ascii="Liberation Serif" w:hAnsi="Liberation Serif"/>
+                <w:b w:val="false"/>
+                <w:bCs w:val="false"/>
+              </w:rPr>
+            </w:pPr>
+            <w:r>
+              <w:rPr>
+                <w:rFonts w:ascii="Liberation Serif" w:hAnsi="Liberation Serif"/>
+                <w:b w:val="false"/>
+                <w:bCs w:val="false"/>
               </w:rPr>
               <w:t>8.</w:t>
             </w:r>
@@ -2341,18 +2220,16 @@
               <w:spacing w:lineRule="auto" w:line="360"/>
               <w:jc w:val="start"/>
               <w:rPr>
-                <w:rFonts w:ascii="Liberation Mono" w:hAnsi="Liberation Mono"/>
-                <w:b/>
-                <w:bCs/>
-                <w:sz w:val="24"/>
-                <w:szCs w:val="24"/>
-              </w:rPr>
-            </w:pPr>
-            <w:r>
-              <w:rPr>
-                <w:rFonts w:ascii="Liberation Mono" w:hAnsi="Liberation Mono"/>
-                <w:b/>
-                <w:bCs/>
+                <w:rFonts w:ascii="Liberation Serif" w:hAnsi="Liberation Serif"/>
+                <w:b w:val="false"/>
+                <w:bCs w:val="false"/>
+              </w:rPr>
+            </w:pPr>
+            <w:r>
+              <w:rPr>
+                <w:rFonts w:ascii="Liberation Serif" w:hAnsi="Liberation Serif"/>
+                <w:b w:val="false"/>
+                <w:bCs w:val="false"/>
                 <w:sz w:val="24"/>
                 <w:szCs w:val="24"/>
               </w:rPr>
@@ -2375,16 +2252,16 @@
               <w:spacing w:lineRule="auto" w:line="360"/>
               <w:jc w:val="center"/>
               <w:rPr>
-                <w:rFonts w:ascii="Liberation Mono" w:hAnsi="Liberation Mono"/>
-                <w:b/>
-                <w:bCs/>
-              </w:rPr>
-            </w:pPr>
-            <w:r>
-              <w:rPr>
-                <w:rFonts w:ascii="Liberation Mono" w:hAnsi="Liberation Mono"/>
-                <w:b/>
-                <w:bCs/>
+                <w:rFonts w:ascii="Liberation Serif" w:hAnsi="Liberation Serif"/>
+                <w:b w:val="false"/>
+                <w:bCs w:val="false"/>
+              </w:rPr>
+            </w:pPr>
+            <w:r>
+              <w:rPr>
+                <w:rFonts w:ascii="Liberation Serif" w:hAnsi="Liberation Serif"/>
+                <w:b w:val="false"/>
+                <w:bCs w:val="false"/>
               </w:rPr>
               <w:t>2082-12-20</w:t>
             </w:r>
@@ -2406,25 +2283,25 @@
               <w:spacing w:lineRule="auto" w:line="360"/>
               <w:jc w:val="start"/>
               <w:rPr>
-                <w:rFonts w:ascii="Liberation Mono" w:hAnsi="Liberation Mono"/>
-                <w:b w:val="false"/>
-                <w:bCs w:val="false"/>
-                <w:i w:val="false"/>
-                <w:i w:val="false"/>
-                <w:iCs w:val="false"/>
-                <w:strike w:val="false"/>
-                <w:dstrike w:val="false"/>
-                <w:outline w:val="false"/>
-                <w:shadow w:val="false"/>
-                <w:color w:val="000000"/>
-                <w:sz w:val="24"/>
-                <w:szCs w:val="24"/>
-                <w:u w:val="none"/>
-              </w:rPr>
-            </w:pPr>
-            <w:r>
-              <w:rPr>
-                <w:rFonts w:ascii="Liberation Mono" w:hAnsi="Liberation Mono"/>
+                <w:rFonts w:ascii="Liberation Serif" w:hAnsi="Liberation Serif"/>
+                <w:b w:val="false"/>
+                <w:bCs w:val="false"/>
+                <w:i w:val="false"/>
+                <w:i w:val="false"/>
+                <w:iCs w:val="false"/>
+                <w:strike w:val="false"/>
+                <w:dstrike w:val="false"/>
+                <w:outline w:val="false"/>
+                <w:shadow w:val="false"/>
+                <w:color w:val="000000"/>
+                <w:sz w:val="24"/>
+                <w:szCs w:val="24"/>
+                <w:u w:val="none"/>
+              </w:rPr>
+            </w:pPr>
+            <w:r>
+              <w:rPr>
+                <w:rFonts w:ascii="Liberation Serif" w:hAnsi="Liberation Serif"/>
                 <w:b w:val="false"/>
                 <w:bCs w:val="false"/>
                 <w:i w:val="false"/>
@@ -2461,14 +2338,16 @@
               <w:spacing w:lineRule="auto" w:line="360"/>
               <w:jc w:val="center"/>
               <w:rPr>
-                <w:b/>
-                <w:bCs/>
-              </w:rPr>
-            </w:pPr>
-            <w:r>
-              <w:rPr>
-                <w:b/>
-                <w:bCs/>
+                <w:rFonts w:ascii="Liberation Serif" w:hAnsi="Liberation Serif"/>
+                <w:b w:val="false"/>
+                <w:bCs w:val="false"/>
+              </w:rPr>
+            </w:pPr>
+            <w:r>
+              <w:rPr>
+                <w:rFonts w:ascii="Liberation Serif" w:hAnsi="Liberation Serif"/>
+                <w:b w:val="false"/>
+                <w:bCs w:val="false"/>
               </w:rPr>
               <w:t>9.</w:t>
             </w:r>
@@ -2489,18 +2368,16 @@
               <w:spacing w:lineRule="auto" w:line="360"/>
               <w:jc w:val="start"/>
               <w:rPr>
-                <w:rFonts w:ascii="Liberation Mono" w:hAnsi="Liberation Mono"/>
-                <w:b/>
-                <w:bCs/>
-                <w:sz w:val="24"/>
-                <w:szCs w:val="24"/>
-              </w:rPr>
-            </w:pPr>
-            <w:r>
-              <w:rPr>
-                <w:rFonts w:ascii="Liberation Mono" w:hAnsi="Liberation Mono"/>
-                <w:b/>
-                <w:bCs/>
+                <w:rFonts w:ascii="Liberation Serif" w:hAnsi="Liberation Serif"/>
+                <w:b w:val="false"/>
+                <w:bCs w:val="false"/>
+              </w:rPr>
+            </w:pPr>
+            <w:r>
+              <w:rPr>
+                <w:rFonts w:ascii="Liberation Serif" w:hAnsi="Liberation Serif"/>
+                <w:b w:val="false"/>
+                <w:bCs w:val="false"/>
                 <w:sz w:val="24"/>
                 <w:szCs w:val="24"/>
               </w:rPr>
@@ -2523,16 +2400,16 @@
               <w:spacing w:lineRule="auto" w:line="360"/>
               <w:jc w:val="center"/>
               <w:rPr>
-                <w:rFonts w:ascii="Liberation Mono" w:hAnsi="Liberation Mono"/>
-                <w:b/>
-                <w:bCs/>
-              </w:rPr>
-            </w:pPr>
-            <w:r>
-              <w:rPr>
-                <w:rFonts w:ascii="Liberation Mono" w:hAnsi="Liberation Mono"/>
-                <w:b/>
-                <w:bCs/>
+                <w:rFonts w:ascii="Liberation Serif" w:hAnsi="Liberation Serif"/>
+                <w:b w:val="false"/>
+                <w:bCs w:val="false"/>
+              </w:rPr>
+            </w:pPr>
+            <w:r>
+              <w:rPr>
+                <w:rFonts w:ascii="Liberation Serif" w:hAnsi="Liberation Serif"/>
+                <w:b w:val="false"/>
+                <w:bCs w:val="false"/>
               </w:rPr>
               <w:t>2082-12-20</w:t>
             </w:r>
@@ -2554,25 +2431,25 @@
               <w:spacing w:lineRule="auto" w:line="360"/>
               <w:jc w:val="start"/>
               <w:rPr>
-                <w:rFonts w:ascii="Liberation Mono" w:hAnsi="Liberation Mono"/>
-                <w:b w:val="false"/>
-                <w:bCs w:val="false"/>
-                <w:i w:val="false"/>
-                <w:i w:val="false"/>
-                <w:iCs w:val="false"/>
-                <w:strike w:val="false"/>
-                <w:dstrike w:val="false"/>
-                <w:outline w:val="false"/>
-                <w:shadow w:val="false"/>
-                <w:color w:val="000000"/>
-                <w:sz w:val="24"/>
-                <w:szCs w:val="24"/>
-                <w:u w:val="none"/>
-              </w:rPr>
-            </w:pPr>
-            <w:r>
-              <w:rPr>
-                <w:rFonts w:ascii="Liberation Mono" w:hAnsi="Liberation Mono"/>
+                <w:rFonts w:ascii="Liberation Serif" w:hAnsi="Liberation Serif"/>
+                <w:b w:val="false"/>
+                <w:bCs w:val="false"/>
+                <w:i w:val="false"/>
+                <w:i w:val="false"/>
+                <w:iCs w:val="false"/>
+                <w:strike w:val="false"/>
+                <w:dstrike w:val="false"/>
+                <w:outline w:val="false"/>
+                <w:shadow w:val="false"/>
+                <w:color w:val="000000"/>
+                <w:sz w:val="24"/>
+                <w:szCs w:val="24"/>
+                <w:u w:val="none"/>
+              </w:rPr>
+            </w:pPr>
+            <w:r>
+              <w:rPr>
+                <w:rFonts w:ascii="Liberation Serif" w:hAnsi="Liberation Serif"/>
                 <w:b w:val="false"/>
                 <w:bCs w:val="false"/>
                 <w:i w:val="false"/>
@@ -2609,14 +2486,16 @@
               <w:spacing w:lineRule="auto" w:line="360"/>
               <w:jc w:val="center"/>
               <w:rPr>
-                <w:b/>
-                <w:bCs/>
-              </w:rPr>
-            </w:pPr>
-            <w:r>
-              <w:rPr>
-                <w:b/>
-                <w:bCs/>
+                <w:rFonts w:ascii="Liberation Serif" w:hAnsi="Liberation Serif"/>
+                <w:b w:val="false"/>
+                <w:bCs w:val="false"/>
+              </w:rPr>
+            </w:pPr>
+            <w:r>
+              <w:rPr>
+                <w:rFonts w:ascii="Liberation Serif" w:hAnsi="Liberation Serif"/>
+                <w:b w:val="false"/>
+                <w:bCs w:val="false"/>
               </w:rPr>
               <w:t>10.</w:t>
             </w:r>
@@ -2637,32 +2516,20 @@
               <w:spacing w:lineRule="auto" w:line="360"/>
               <w:jc w:val="start"/>
               <w:rPr>
-                <w:rFonts w:ascii="Liberation Mono" w:hAnsi="Liberation Mono"/>
-                <w:b/>
-                <w:bCs/>
-                <w:sz w:val="24"/>
-                <w:szCs w:val="24"/>
-              </w:rPr>
-            </w:pPr>
-            <w:r>
-              <w:rPr>
-                <w:rFonts w:ascii="Liberation Mono" w:hAnsi="Liberation Mono"/>
-                <w:b/>
-                <w:bCs/>
-                <w:sz w:val="24"/>
-                <w:szCs w:val="24"/>
-              </w:rPr>
-              <w:t xml:space="preserve">Create an animation GIF </w:t>
-            </w:r>
-            <w:r>
-              <w:rPr>
-                <w:rFonts w:ascii="Liberation Mono" w:hAnsi="Liberation Mono"/>
-                <w:b/>
-                <w:bCs/>
-                <w:sz w:val="24"/>
-                <w:szCs w:val="24"/>
-              </w:rPr>
-              <w:t>using ShotCut Software</w:t>
+                <w:rFonts w:ascii="Liberation Serif" w:hAnsi="Liberation Serif"/>
+                <w:b w:val="false"/>
+                <w:bCs w:val="false"/>
+              </w:rPr>
+            </w:pPr>
+            <w:r>
+              <w:rPr>
+                <w:rFonts w:ascii="Liberation Serif" w:hAnsi="Liberation Serif"/>
+                <w:b w:val="false"/>
+                <w:bCs w:val="false"/>
+                <w:sz w:val="24"/>
+                <w:szCs w:val="24"/>
+              </w:rPr>
+              <w:t>Create an animation GIF using ShotCut Software</w:t>
             </w:r>
           </w:p>
         </w:tc>
@@ -2681,16 +2548,16 @@
               <w:spacing w:lineRule="auto" w:line="360"/>
               <w:jc w:val="center"/>
               <w:rPr>
-                <w:rFonts w:ascii="Liberation Mono" w:hAnsi="Liberation Mono"/>
-                <w:b/>
-                <w:bCs/>
-              </w:rPr>
-            </w:pPr>
-            <w:r>
-              <w:rPr>
-                <w:rFonts w:ascii="Liberation Mono" w:hAnsi="Liberation Mono"/>
-                <w:b/>
-                <w:bCs/>
+                <w:rFonts w:ascii="Liberation Serif" w:hAnsi="Liberation Serif"/>
+                <w:b w:val="false"/>
+                <w:bCs w:val="false"/>
+              </w:rPr>
+            </w:pPr>
+            <w:r>
+              <w:rPr>
+                <w:rFonts w:ascii="Liberation Serif" w:hAnsi="Liberation Serif"/>
+                <w:b w:val="false"/>
+                <w:bCs w:val="false"/>
               </w:rPr>
               <w:t>2082-12-20</w:t>
             </w:r>
@@ -2712,25 +2579,25 @@
               <w:spacing w:lineRule="auto" w:line="360"/>
               <w:jc w:val="start"/>
               <w:rPr>
-                <w:rFonts w:ascii="Liberation Mono" w:hAnsi="Liberation Mono"/>
-                <w:b w:val="false"/>
-                <w:bCs w:val="false"/>
-                <w:i w:val="false"/>
-                <w:i w:val="false"/>
-                <w:iCs w:val="false"/>
-                <w:strike w:val="false"/>
-                <w:dstrike w:val="false"/>
-                <w:outline w:val="false"/>
-                <w:shadow w:val="false"/>
-                <w:color w:val="000000"/>
-                <w:sz w:val="24"/>
-                <w:szCs w:val="24"/>
-                <w:u w:val="none"/>
-              </w:rPr>
-            </w:pPr>
-            <w:r>
-              <w:rPr>
-                <w:rFonts w:ascii="Liberation Mono" w:hAnsi="Liberation Mono"/>
+                <w:rFonts w:ascii="Liberation Serif" w:hAnsi="Liberation Serif"/>
+                <w:b w:val="false"/>
+                <w:bCs w:val="false"/>
+                <w:i w:val="false"/>
+                <w:i w:val="false"/>
+                <w:iCs w:val="false"/>
+                <w:strike w:val="false"/>
+                <w:dstrike w:val="false"/>
+                <w:outline w:val="false"/>
+                <w:shadow w:val="false"/>
+                <w:color w:val="000000"/>
+                <w:sz w:val="24"/>
+                <w:szCs w:val="24"/>
+                <w:u w:val="none"/>
+              </w:rPr>
+            </w:pPr>
+            <w:r>
+              <w:rPr>
+                <w:rFonts w:ascii="Liberation Serif" w:hAnsi="Liberation Serif"/>
                 <w:b w:val="false"/>
                 <w:bCs w:val="false"/>
                 <w:i w:val="false"/>
@@ -2755,15 +2622,16 @@
         <w:bidi w:val="0"/>
         <w:jc w:val="center"/>
         <w:rPr>
-          <w:b/>
-          <w:bCs/>
-          <w:sz w:val="32"/>
+          <w:rFonts w:ascii="Liberation Serif" w:hAnsi="Liberation Serif"/>
+          <w:b w:val="false"/>
+          <w:bCs w:val="false"/>
         </w:rPr>
       </w:pPr>
       <w:r>
         <w:rPr>
-          <w:b/>
-          <w:bCs/>
+          <w:rFonts w:ascii="Liberation Serif" w:hAnsi="Liberation Serif"/>
+          <w:b w:val="false"/>
+          <w:bCs w:val="false"/>
           <w:sz w:val="32"/>
         </w:rPr>
         <w:tab/>
@@ -2788,15 +2656,17 @@
         <w:bidi w:val="0"/>
         <w:jc w:val="center"/>
         <w:rPr>
-          <w:b/>
-          <w:bCs/>
+          <w:rFonts w:ascii="Liberation Serif" w:hAnsi="Liberation Serif"/>
+          <w:b w:val="false"/>
+          <w:bCs w:val="false"/>
           <w:sz w:val="32"/>
         </w:rPr>
       </w:pPr>
       <w:r>
         <w:rPr>
-          <w:b/>
-          <w:bCs/>
+          <w:rFonts w:ascii="Liberation Serif" w:hAnsi="Liberation Serif"/>
+          <w:b w:val="false"/>
+          <w:bCs w:val="false"/>
           <w:sz w:val="32"/>
         </w:rPr>
       </w:r>
@@ -2807,15 +2677,17 @@
         <w:bidi w:val="0"/>
         <w:jc w:val="center"/>
         <w:rPr>
-          <w:b/>
-          <w:bCs/>
+          <w:rFonts w:ascii="Liberation Serif" w:hAnsi="Liberation Serif"/>
+          <w:b w:val="false"/>
+          <w:bCs w:val="false"/>
           <w:sz w:val="32"/>
         </w:rPr>
       </w:pPr>
       <w:r>
         <w:rPr>
-          <w:b/>
-          <w:bCs/>
+          <w:rFonts w:ascii="Liberation Serif" w:hAnsi="Liberation Serif"/>
+          <w:b w:val="false"/>
+          <w:bCs w:val="false"/>
           <w:sz w:val="32"/>
         </w:rPr>
       </w:r>
